--- a/documentation/HORIZON_GRID_FUNCTION_REFERENCE.docx
+++ b/documentation/HORIZON_GRID_FUNCTION_REFERENCE.docx
@@ -70,7 +70,7 @@
       </w:r>
       <w:r>
         <w:rPr/>
-        <w:t xml:space="preserve"> 0.1.0</w:t>
+        <w:t xml:space="preserve"> 0.2.3</w:t>
       </w:r>
     </w:p>
     <w:p>
@@ -85,7 +85,7 @@
       </w:r>
       <w:r>
         <w:rPr/>
-        <w:t xml:space="preserve"> 2026-08-17</w:t>
+        <w:t xml:space="preserve"> 2026-08-20</w:t>
       </w:r>
     </w:p>
     <w:p>

--- a/documentation/HORIZON_GRID_FUNCTION_REFERENCE.docx
+++ b/documentation/HORIZON_GRID_FUNCTION_REFERENCE.docx
@@ -70,7 +70,7 @@
       </w:r>
       <w:r>
         <w:rPr/>
-        <w:t xml:space="preserve"> 0.2.3</w:t>
+        <w:t xml:space="preserve"> 0.2.4</w:t>
       </w:r>
     </w:p>
     <w:p>
@@ -85,7 +85,7 @@
       </w:r>
       <w:r>
         <w:rPr/>
-        <w:t xml:space="preserve"> 2026-08-20</w:t>
+        <w:t xml:space="preserve"> 2026-08-21</w:t>
       </w:r>
     </w:p>
     <w:p>

--- a/documentation/HORIZON_GRID_FUNCTION_REFERENCE.docx
+++ b/documentation/HORIZON_GRID_FUNCTION_REFERENCE.docx
@@ -6426,7 +6426,7 @@
             </w:pPr>
             <w:r>
               <w:rPr/>
-              <w:t xml:space="preserve">Choose which AI backend (Ollama, Claude/Anthropic, AWS Bedrock, Gemini, or Groq) will analyze the </w:t>
+              <w:t xml:space="preserve">Choose which AI backend (Ollama, Claude/Anthropic, AWS Bedrock, Gemini, Groq, OpenAI, Kimi, DeepSeek, xAI, Mistral, or OpenRouter) will analyze the </w:t>
             </w:r>
           </w:p>
           <w:p>
@@ -44965,7 +44965,7 @@
             </w:pPr>
             <w:r>
               <w:rPr/>
-              <w:t xml:space="preserve">Enter or update the credentials for one AI backend (Ollama, Anthropic/Claude, AWS Bedrock, Gemini, Groq).</w:t>
+              <w:t xml:space="preserve">Enter or update the credentials for one AI backend (Ollama, Anthropic/Claude, AWS Bedrock, Gemini, Groq, OpenAI, Kimi, DeepSeek, xAI, Mistral, or OpenRouter).</w:t>
             </w:r>
           </w:p>
         </w:tc>

--- a/documentation/HORIZON_GRID_FUNCTION_REFERENCE.docx
+++ b/documentation/HORIZON_GRID_FUNCTION_REFERENCE.docx
@@ -70,7 +70,7 @@
       </w:r>
       <w:r>
         <w:rPr/>
-        <w:t xml:space="preserve"> 0.2.4</w:t>
+        <w:t xml:space="preserve"> 0.2.5</w:t>
       </w:r>
     </w:p>
     <w:p>
@@ -85,7 +85,7 @@
       </w:r>
       <w:r>
         <w:rPr/>
-        <w:t xml:space="preserve"> 2026-08-21</w:t>
+        <w:t xml:space="preserve"> 2026-08-23</w:t>
       </w:r>
     </w:p>
     <w:p>
